--- a/Publisher_Ready_Curriculum/02_Chemistry_East_Meadow_Refactor/01_Safety_and_Measurement/03_Significant_Figures_and_Scientific_Notation/Student_Worksheet.docx
+++ b/Publisher_Ready_Curriculum/02_Chemistry_East_Meadow_Refactor/01_Safety_and_Measurement/03_Significant_Figures_and_Scientific_Notation/Student_Worksheet.docx
@@ -1485,7 +1485,7 @@
         </w:numPr>
       </w:pPr>
       <w:r>
-        <w:t xml:space="preserve">Write 6,420,000 in scientific notation.</w:t>
+        <w:t xml:space="preserve">Write 48,500,000 in scientific notation.</w:t>
       </w:r>
     </w:p>
     <w:p>
